--- a/examples/tutorial/doc/08-smoothing-with-mas.docx
+++ b/examples/tutorial/doc/08-smoothing-with-mas.docx
@@ -120,15 +120,90 @@
       </w:r>
     </w:p>
     <w:bookmarkEnd w:id="22"/>
-    <w:bookmarkStart w:id="32" w:name="walkthrough"/>
+    <w:bookmarkStart w:id="23" w:name="how-to-read-this-walkthrough"/>
     <w:p>
       <w:pPr>
         <w:pStyle w:val="Heading2"/>
       </w:pPr>
       <w:r>
+        <w:t xml:space="preserve">How to read this walkthrough</w:t>
+      </w:r>
+    </w:p>
+    <w:p>
+      <w:pPr>
+        <w:pStyle w:val="FirstParagraph"/>
+      </w:pPr>
+      <w:r>
+        <w:t xml:space="preserve">The code blocks below follow the same learning rhythm used throughout the collection: prepare the environment, choose the dataset, configure the method, run the analysis, and then inspect the result. Readers who are still learning time-series mining can use that order to understand not only</w:t>
+      </w:r>
+      <w:r>
+        <w:t xml:space="preserve"> </w:t>
+      </w:r>
+      <w:r>
+        <w:rPr>
+          <w:i/>
+          <w:iCs/>
+        </w:rPr>
+        <w:t xml:space="preserve">what</w:t>
+      </w:r>
+      <w:r>
+        <w:t xml:space="preserve"> </w:t>
+      </w:r>
+      <w:r>
+        <w:t xml:space="preserve">each command does, but also</w:t>
+      </w:r>
+      <w:r>
+        <w:t xml:space="preserve"> </w:t>
+      </w:r>
+      <w:r>
+        <w:rPr>
+          <w:i/>
+          <w:iCs/>
+        </w:rPr>
+        <w:t xml:space="preserve">why</w:t>
+      </w:r>
+      <w:r>
+        <w:t xml:space="preserve"> </w:t>
+      </w:r>
+      <w:r>
+        <w:t xml:space="preserve">it appears at that stage of the workflow.</w:t>
+      </w:r>
+    </w:p>
+    <w:p>
+      <w:pPr>
+        <w:pStyle w:val="BodyText"/>
+      </w:pPr>
+      <w:r>
+        <w:t xml:space="preserve">As you go through the notebook, read the inline comments inside each chunk as the operational explanation and use the surrounding prose as the conceptual guide.</w:t>
+      </w:r>
+    </w:p>
+    <w:bookmarkEnd w:id="23"/>
+    <w:bookmarkStart w:id="37" w:name="walkthrough"/>
+    <w:p>
+      <w:pPr>
+        <w:pStyle w:val="Heading2"/>
+      </w:pPr>
+      <w:r>
         <w:t xml:space="preserve">Walkthrough</w:t>
       </w:r>
     </w:p>
+    <w:bookmarkStart w:id="24" w:name="prepare-the-example"/>
+    <w:p>
+      <w:pPr>
+        <w:pStyle w:val="Heading3"/>
+      </w:pPr>
+      <w:r>
+        <w:t xml:space="preserve">Prepare the Example</w:t>
+      </w:r>
+    </w:p>
+    <w:p>
+      <w:pPr>
+        <w:pStyle w:val="FirstParagraph"/>
+      </w:pPr>
+      <w:r>
+        <w:t xml:space="preserve">We begin by organizing the environment, loading the packages, and selecting the dataset used in the notebook. This part is intentionally more direct: the goal is to make the starting point explicit before the method-specific reasoning begins.</w:t>
+      </w:r>
+    </w:p>
     <w:p>
       <w:pPr>
         <w:pStyle w:val="SourceCode"/>
@@ -194,6 +269,24 @@
           <w:rStyle w:val="NormalTok"/>
         </w:rPr>
         <w:t xml:space="preserve">simple</w:t>
+      </w:r>
+    </w:p>
+    <w:bookmarkEnd w:id="24"/>
+    <w:bookmarkStart w:id="28" w:name="interpret-the-result-visually"/>
+    <w:p>
+      <w:pPr>
+        <w:pStyle w:val="Heading3"/>
+      </w:pPr>
+      <w:r>
+        <w:t xml:space="preserve">Interpret the Result Visually</w:t>
+      </w:r>
+    </w:p>
+    <w:p>
+      <w:pPr>
+        <w:pStyle w:val="FirstParagraph"/>
+      </w:pPr>
+      <w:r>
+        <w:t xml:space="preserve">The final plots are not just illustrations. They help the reader connect the method’s internal output with the original series, making it easier to see why a point, range, motif, or symbolic pattern was emphasized and whether that emphasis is coherent with the stated objective of the example.</w:t>
       </w:r>
     </w:p>
     <w:p>
@@ -279,18 +372,18 @@
           <wp:inline>
             <wp:extent cx="4620126" cy="3696101"/>
             <wp:effectExtent b="0" l="0" r="0" t="0"/>
-            <wp:docPr descr="" title="" id="24" name="Picture"/>
+            <wp:docPr descr="" title="" id="26" name="Picture"/>
             <a:graphic>
               <a:graphicData uri="http://schemas.openxmlformats.org/drawingml/2006/picture">
                 <pic:pic>
                   <pic:nvPicPr>
-                    <pic:cNvPr descr="/home/gpca/harbinger/examples/tutorial/doc/08-smoothing-with-mas_files/figure-docx/unnamed-chunk-3-1.png" id="25" name="Picture"/>
+                    <pic:cNvPr descr="/home/gpca/harbinger/examples/tutorial/doc/08-smoothing-with-mas_files/figure-docx/unnamed-chunk-3-1.png" id="27" name="Picture"/>
                     <pic:cNvPicPr>
                       <a:picLocks noChangeArrowheads="1" noChangeAspect="1"/>
                     </pic:cNvPicPr>
                   </pic:nvPicPr>
                   <pic:blipFill>
-                    <a:blip r:embed="rId23"/>
+                    <a:blip r:embed="rId25"/>
                     <a:stretch>
                       <a:fillRect/>
                     </a:stretch>
@@ -317,6 +410,24 @@
         </w:drawing>
       </w:r>
     </w:p>
+    <w:bookmarkEnd w:id="28"/>
+    <w:bookmarkStart w:id="29" w:name="configure-the-method"/>
+    <w:p>
+      <w:pPr>
+        <w:pStyle w:val="Heading3"/>
+      </w:pPr>
+      <w:r>
+        <w:t xml:space="preserve">Configure the Method</w:t>
+      </w:r>
+    </w:p>
+    <w:p>
+      <w:pPr>
+        <w:pStyle w:val="FirstParagraph"/>
+      </w:pPr>
+      <w:r>
+        <w:t xml:space="preserve">The next step is to instantiate the method and, when necessary, fit it to the selected series. This is where the notebook makes its analytical choice explicit: the parameters chosen here determine what kind of pattern the detector or transformer will become sensitive to and how the later outputs should be interpreted.</w:t>
+      </w:r>
+    </w:p>
     <w:p>
       <w:pPr>
         <w:pStyle w:val="SourceCode"/>
@@ -464,6 +575,24 @@
           <w:rStyle w:val="NormalTok"/>
         </w:rPr>
         <w:t xml:space="preserve">)</w:t>
+      </w:r>
+    </w:p>
+    <w:bookmarkEnd w:id="29"/>
+    <w:bookmarkStart w:id="36" w:name="interpret-the-result-visually-1"/>
+    <w:p>
+      <w:pPr>
+        <w:pStyle w:val="Heading3"/>
+      </w:pPr>
+      <w:r>
+        <w:t xml:space="preserve">Interpret the Result Visually</w:t>
+      </w:r>
+    </w:p>
+    <w:p>
+      <w:pPr>
+        <w:pStyle w:val="FirstParagraph"/>
+      </w:pPr>
+      <w:r>
+        <w:t xml:space="preserve">The final plots are not just illustrations. They help the reader connect the method’s internal output with the original series, making it easier to see why a point, range, motif, or symbolic pattern was emphasized and whether that emphasis is coherent with the stated objective of the example.</w:t>
       </w:r>
     </w:p>
     <w:p>
@@ -585,18 +714,18 @@
           <wp:inline>
             <wp:extent cx="4620126" cy="3696101"/>
             <wp:effectExtent b="0" l="0" r="0" t="0"/>
-            <wp:docPr descr="" title="" id="27" name="Picture"/>
+            <wp:docPr descr="" title="" id="31" name="Picture"/>
             <a:graphic>
               <a:graphicData uri="http://schemas.openxmlformats.org/drawingml/2006/picture">
                 <pic:pic>
                   <pic:nvPicPr>
-                    <pic:cNvPr descr="/home/gpca/harbinger/examples/tutorial/doc/08-smoothing-with-mas_files/figure-docx/unnamed-chunk-5-1.png" id="28" name="Picture"/>
+                    <pic:cNvPr descr="/home/gpca/harbinger/examples/tutorial/doc/08-smoothing-with-mas_files/figure-docx/unnamed-chunk-5-1.png" id="32" name="Picture"/>
                     <pic:cNvPicPr>
                       <a:picLocks noChangeArrowheads="1" noChangeAspect="1"/>
                     </pic:cNvPicPr>
                   </pic:nvPicPr>
                   <pic:blipFill>
-                    <a:blip r:embed="rId26"/>
+                    <a:blip r:embed="rId30"/>
                     <a:stretch>
                       <a:fillRect/>
                     </a:stretch>
@@ -742,18 +871,18 @@
           <wp:inline>
             <wp:extent cx="4620126" cy="3696101"/>
             <wp:effectExtent b="0" l="0" r="0" t="0"/>
-            <wp:docPr descr="" title="" id="30" name="Picture"/>
+            <wp:docPr descr="" title="" id="34" name="Picture"/>
             <a:graphic>
               <a:graphicData uri="http://schemas.openxmlformats.org/drawingml/2006/picture">
                 <pic:pic>
                   <pic:nvPicPr>
-                    <pic:cNvPr descr="/home/gpca/harbinger/examples/tutorial/doc/08-smoothing-with-mas_files/figure-docx/unnamed-chunk-6-1.png" id="31" name="Picture"/>
+                    <pic:cNvPr descr="/home/gpca/harbinger/examples/tutorial/doc/08-smoothing-with-mas_files/figure-docx/unnamed-chunk-6-1.png" id="35" name="Picture"/>
                     <pic:cNvPicPr>
                       <a:picLocks noChangeArrowheads="1" noChangeAspect="1"/>
                     </pic:cNvPicPr>
                   </pic:nvPicPr>
                   <pic:blipFill>
-                    <a:blip r:embed="rId29"/>
+                    <a:blip r:embed="rId33"/>
                     <a:stretch>
                       <a:fillRect/>
                     </a:stretch>
@@ -780,8 +909,9 @@
         </w:drawing>
       </w:r>
     </w:p>
-    <w:bookmarkEnd w:id="32"/>
-    <w:bookmarkStart w:id="33" w:name="references"/>
+    <w:bookmarkEnd w:id="36"/>
+    <w:bookmarkEnd w:id="37"/>
+    <w:bookmarkStart w:id="38" w:name="references"/>
     <w:p>
       <w:pPr>
         <w:pStyle w:val="Heading2"/>
@@ -802,7 +932,7 @@
         <w:t xml:space="preserve">Shumway, R. H., Stoffer, D. S. Time Series Analysis and Its Applications. Springer.</w:t>
       </w:r>
     </w:p>
-    <w:bookmarkEnd w:id="33"/>
+    <w:bookmarkEnd w:id="38"/>
     <w:sectPr>
       <w:footnotePr>
         <w:numRestart w:val="eachSect"/>

--- a/examples/tutorial/doc/08-smoothing-with-mas.docx
+++ b/examples/tutorial/doc/08-smoothing-with-mas.docx
@@ -2,13 +2,13 @@
 <file path=word/document.xml><?xml version="1.0" encoding="utf-8"?>
 <w:document xmlns:w="http://schemas.openxmlformats.org/wordprocessingml/2006/main" xmlns:m="http://schemas.openxmlformats.org/officeDocument/2006/math" xmlns:r="http://schemas.openxmlformats.org/officeDocument/2006/relationships" xmlns:o="urn:schemas-microsoft-com:office:office" xmlns:v="urn:schemas-microsoft-com:vml" xmlns:w10="urn:schemas-microsoft-com:office:word" xmlns:a="http://schemas.openxmlformats.org/drawingml/2006/main" xmlns:pic="http://schemas.openxmlformats.org/drawingml/2006/picture" xmlns:wp="http://schemas.openxmlformats.org/drawingml/2006/wordprocessingDrawing">
   <w:body>
-    <w:bookmarkStart w:id="20" w:name="objective"/>
+    <w:bookmarkStart w:id="29" w:name="tutorial-08---smoothing-with-mas"/>
     <w:p>
       <w:pPr>
         <w:pStyle w:val="Heading2"/>
       </w:pPr>
       <w:r>
-        <w:t xml:space="preserve">Objective</w:t>
+        <w:t xml:space="preserve">Tutorial 08 - Smoothing with MAS</w:t>
       </w:r>
     </w:p>
     <w:p>
@@ -16,7 +16,7 @@
         <w:pStyle w:val="FirstParagraph"/>
       </w:pPr>
       <w:r>
-        <w:t xml:space="preserve">This tutorial shows how</w:t>
+        <w:t xml:space="preserve">Transformations matter because they change what becomes visible in the series.</w:t>
       </w:r>
       <w:r>
         <w:t xml:space="preserve"> </w:t>
@@ -31,277 +31,105 @@
         <w:t xml:space="preserve"> </w:t>
       </w:r>
       <w:r>
-        <w:t xml:space="preserve">can be used as a transformation before a modeling step. The goal is to understand how smoothing removes part of the local variation and exposes broader movement patterns in the series.</w:t>
-      </w:r>
-    </w:p>
-    <w:bookmarkEnd w:id="20"/>
-    <w:bookmarkStart w:id="21" w:name="method-at-a-glance"/>
-    <w:p>
-      <w:pPr>
-        <w:pStyle w:val="Heading2"/>
-      </w:pPr>
-      <w:r>
-        <w:t xml:space="preserve">Method at a glance</w:t>
+        <w:t xml:space="preserve">computes a moving average, which reduces local variation and can expose broader movement patterns.</w:t>
       </w:r>
     </w:p>
     <w:p>
       <w:pPr>
-        <w:pStyle w:val="FirstParagraph"/>
-      </w:pPr>
-      <w:r>
-        <w:rPr>
-          <w:rStyle w:val="VerbatimChar"/>
-        </w:rPr>
-        <w:t xml:space="preserve">mas()</w:t>
-      </w:r>
-      <w:r>
-        <w:t xml:space="preserve"> </w:t>
-      </w:r>
-      <w:r>
-        <w:t xml:space="preserve">computes a simple moving average. A short window keeps more local detail, while a larger window produces a smoother signal. This is useful before visual inspection, feature extraction, or downstream detection.</w:t>
-      </w:r>
-    </w:p>
-    <w:bookmarkEnd w:id="21"/>
-    <w:bookmarkStart w:id="22" w:name="what-you-will-do"/>
-    <w:p>
-      <w:pPr>
-        <w:pStyle w:val="Heading2"/>
-      </w:pPr>
-      <w:r>
-        <w:t xml:space="preserve">What you will do</w:t>
+        <w:pStyle w:val="BodyText"/>
+      </w:pPr>
+      <w:r>
+        <w:t xml:space="preserve">This tutorial compares two window sizes so the reader can see the trade-off between preserving detail and producing a smoother signal.</w:t>
       </w:r>
     </w:p>
     <w:p>
       <w:pPr>
-        <w:pStyle w:val="Compact"/>
-        <w:numPr>
-          <w:ilvl w:val="0"/>
-          <w:numId w:val="1001"/>
-        </w:numPr>
-      </w:pPr>
-      <w:r>
-        <w:t xml:space="preserve">load a time series</w:t>
+        <w:pStyle w:val="BodyText"/>
+      </w:pPr>
+      <w:r>
+        <w:t xml:space="preserve">The technique is moving-average smoothing. Each point in the transformed series summarizes a local neighborhood, which suppresses short-term noise and highlights lower-frequency structure that may be easier to inspect or model.</w:t>
       </w:r>
     </w:p>
     <w:p>
       <w:pPr>
-        <w:pStyle w:val="Compact"/>
-        <w:numPr>
-          <w:ilvl w:val="0"/>
-          <w:numId w:val="1001"/>
-        </w:numPr>
-      </w:pPr>
-      <w:r>
-        <w:t xml:space="preserve">compute moving averages with two window sizes</w:t>
+        <w:pStyle w:val="SourceCode"/>
+      </w:pPr>
+      <w:r>
+        <w:rPr>
+          <w:rStyle w:val="FunctionTok"/>
+        </w:rPr>
+        <w:t xml:space="preserve">library</w:t>
+      </w:r>
+      <w:r>
+        <w:rPr>
+          <w:rStyle w:val="NormalTok"/>
+        </w:rPr>
+        <w:t xml:space="preserve">(harbinger)</w:t>
+      </w:r>
+      <w:r>
+        <w:br/>
+      </w:r>
+      <w:r>
+        <w:br/>
+      </w:r>
+      <w:r>
+        <w:rPr>
+          <w:rStyle w:val="FunctionTok"/>
+        </w:rPr>
+        <w:t xml:space="preserve">data</w:t>
+      </w:r>
+      <w:r>
+        <w:rPr>
+          <w:rStyle w:val="NormalTok"/>
+        </w:rPr>
+        <w:t xml:space="preserve">(examples_changepoints)</w:t>
+      </w:r>
+      <w:r>
+        <w:br/>
+      </w:r>
+      <w:r>
+        <w:rPr>
+          <w:rStyle w:val="NormalTok"/>
+        </w:rPr>
+        <w:t xml:space="preserve">dataset </w:t>
+      </w:r>
+      <w:r>
+        <w:rPr>
+          <w:rStyle w:val="OtherTok"/>
+        </w:rPr>
+        <w:t xml:space="preserve">&lt;-</w:t>
+      </w:r>
+      <w:r>
+        <w:rPr>
+          <w:rStyle w:val="NormalTok"/>
+        </w:rPr>
+        <w:t xml:space="preserve"> examples_changepoints</w:t>
+      </w:r>
+      <w:r>
+        <w:rPr>
+          <w:rStyle w:val="SpecialCharTok"/>
+        </w:rPr>
+        <w:t xml:space="preserve">$</w:t>
+      </w:r>
+      <w:r>
+        <w:rPr>
+          <w:rStyle w:val="NormalTok"/>
+        </w:rPr>
+        <w:t xml:space="preserve">simple</w:t>
       </w:r>
     </w:p>
     <w:p>
       <w:pPr>
-        <w:pStyle w:val="Compact"/>
-        <w:numPr>
-          <w:ilvl w:val="0"/>
-          <w:numId w:val="1001"/>
-        </w:numPr>
-      </w:pPr>
-      <w:r>
-        <w:t xml:space="preserve">compare the original and transformed versions</w:t>
+        <w:pStyle w:val="FirstParagraph"/>
+      </w:pPr>
+      <w:r>
+        <w:t xml:space="preserve">Plot the original signal first.</w:t>
       </w:r>
     </w:p>
     <w:p>
       <w:pPr>
-        <w:pStyle w:val="Compact"/>
-        <w:numPr>
-          <w:ilvl w:val="0"/>
-          <w:numId w:val="1001"/>
-        </w:numPr>
-      </w:pPr>
-      <w:r>
-        <w:t xml:space="preserve">interpret the effect of the smoothing window</w:t>
-      </w:r>
-    </w:p>
-    <w:bookmarkEnd w:id="22"/>
-    <w:bookmarkStart w:id="23" w:name="how-to-read-this-walkthrough"/>
-    <w:p>
-      <w:pPr>
-        <w:pStyle w:val="Heading2"/>
-      </w:pPr>
-      <w:r>
-        <w:t xml:space="preserve">How to read this walkthrough</w:t>
-      </w:r>
-    </w:p>
-    <w:p>
-      <w:pPr>
-        <w:pStyle w:val="FirstParagraph"/>
-      </w:pPr>
-      <w:r>
-        <w:t xml:space="preserve">The code blocks below follow the same learning rhythm used throughout the collection: prepare the environment, choose the dataset, configure the method, run the analysis, and then inspect the result. Readers who are still learning time-series mining can use that order to understand not only</w:t>
-      </w:r>
-      <w:r>
-        <w:t xml:space="preserve"> </w:t>
-      </w:r>
-      <w:r>
-        <w:rPr>
-          <w:i/>
-          <w:iCs/>
-        </w:rPr>
-        <w:t xml:space="preserve">what</w:t>
-      </w:r>
-      <w:r>
-        <w:t xml:space="preserve"> </w:t>
-      </w:r>
-      <w:r>
-        <w:t xml:space="preserve">each command does, but also</w:t>
-      </w:r>
-      <w:r>
-        <w:t xml:space="preserve"> </w:t>
-      </w:r>
-      <w:r>
-        <w:rPr>
-          <w:i/>
-          <w:iCs/>
-        </w:rPr>
-        <w:t xml:space="preserve">why</w:t>
-      </w:r>
-      <w:r>
-        <w:t xml:space="preserve"> </w:t>
-      </w:r>
-      <w:r>
-        <w:t xml:space="preserve">it appears at that stage of the workflow.</w:t>
-      </w:r>
-    </w:p>
-    <w:p>
-      <w:pPr>
-        <w:pStyle w:val="BodyText"/>
-      </w:pPr>
-      <w:r>
-        <w:t xml:space="preserve">As you go through the notebook, read the inline comments inside each chunk as the operational explanation and use the surrounding prose as the conceptual guide.</w:t>
-      </w:r>
-    </w:p>
-    <w:bookmarkEnd w:id="23"/>
-    <w:bookmarkStart w:id="37" w:name="walkthrough"/>
-    <w:p>
-      <w:pPr>
-        <w:pStyle w:val="Heading2"/>
-      </w:pPr>
-      <w:r>
-        <w:t xml:space="preserve">Walkthrough</w:t>
-      </w:r>
-    </w:p>
-    <w:bookmarkStart w:id="24" w:name="prepare-the-example"/>
-    <w:p>
-      <w:pPr>
-        <w:pStyle w:val="Heading3"/>
-      </w:pPr>
-      <w:r>
-        <w:t xml:space="preserve">Prepare the Example</w:t>
-      </w:r>
-    </w:p>
-    <w:p>
-      <w:pPr>
-        <w:pStyle w:val="FirstParagraph"/>
-      </w:pPr>
-      <w:r>
-        <w:t xml:space="preserve">We begin by organizing the environment, loading the packages, and selecting the dataset used in the notebook. This part is intentionally more direct: the goal is to make the starting point explicit before the method-specific reasoning begins.</w:t>
-      </w:r>
-    </w:p>
-    <w:p>
-      <w:pPr>
         <w:pStyle w:val="SourceCode"/>
       </w:pPr>
-      <w:r>
-        <w:rPr>
-          <w:rStyle w:val="FunctionTok"/>
-        </w:rPr>
-        <w:t xml:space="preserve">library</w:t>
-      </w:r>
-      <w:r>
-        <w:rPr>
-          <w:rStyle w:val="NormalTok"/>
-        </w:rPr>
-        <w:t xml:space="preserve">(harbinger)</w:t>
-      </w:r>
-    </w:p>
-    <w:p>
-      <w:pPr>
-        <w:pStyle w:val="SourceCode"/>
-      </w:pPr>
-      <w:r>
-        <w:rPr>
-          <w:rStyle w:val="FunctionTok"/>
-        </w:rPr>
-        <w:t xml:space="preserve">data</w:t>
-      </w:r>
-      <w:r>
-        <w:rPr>
-          <w:rStyle w:val="NormalTok"/>
-        </w:rPr>
-        <w:t xml:space="preserve">(examples_changepoints)</w:t>
-      </w:r>
-      <w:r>
-        <w:br/>
-      </w:r>
-      <w:r>
-        <w:rPr>
-          <w:rStyle w:val="NormalTok"/>
-        </w:rPr>
-        <w:t xml:space="preserve">dataset </w:t>
-      </w:r>
-      <w:r>
-        <w:rPr>
-          <w:rStyle w:val="OtherTok"/>
-        </w:rPr>
-        <w:t xml:space="preserve">&lt;-</w:t>
-      </w:r>
-      <w:r>
-        <w:rPr>
-          <w:rStyle w:val="NormalTok"/>
-        </w:rPr>
-        <w:t xml:space="preserve"> examples_changepoints</w:t>
-      </w:r>
-      <w:r>
-        <w:rPr>
-          <w:rStyle w:val="SpecialCharTok"/>
-        </w:rPr>
-        <w:t xml:space="preserve">$</w:t>
-      </w:r>
-      <w:r>
-        <w:rPr>
-          <w:rStyle w:val="NormalTok"/>
-        </w:rPr>
-        <w:t xml:space="preserve">simple</w:t>
-      </w:r>
-    </w:p>
-    <w:bookmarkEnd w:id="24"/>
-    <w:bookmarkStart w:id="28" w:name="interpret-the-result-visually"/>
-    <w:p>
-      <w:pPr>
-        <w:pStyle w:val="Heading3"/>
-      </w:pPr>
-      <w:r>
-        <w:t xml:space="preserve">Interpret the Result Visually</w:t>
-      </w:r>
-    </w:p>
-    <w:p>
-      <w:pPr>
-        <w:pStyle w:val="FirstParagraph"/>
-      </w:pPr>
-      <w:r>
-        <w:t xml:space="preserve">The final plots are not just illustrations. They help the reader connect the method’s internal output with the original series, making it easier to see why a point, range, motif, or symbolic pattern was emphasized and whether that emphasis is coherent with the stated objective of the example.</w:t>
-      </w:r>
-    </w:p>
-    <w:p>
-      <w:pPr>
-        <w:pStyle w:val="SourceCode"/>
-      </w:pPr>
-      <w:r>
-        <w:rPr>
-          <w:rStyle w:val="CommentTok"/>
-        </w:rPr>
-        <w:t xml:space="preserve"># Original signal</w:t>
-      </w:r>
-      <w:r>
-        <w:br/>
-      </w:r>
       <w:r>
         <w:rPr>
           <w:rStyle w:val="FunctionTok"/>
@@ -372,18 +200,18 @@
           <wp:inline>
             <wp:extent cx="4620126" cy="3696101"/>
             <wp:effectExtent b="0" l="0" r="0" t="0"/>
-            <wp:docPr descr="" title="" id="26" name="Picture"/>
+            <wp:docPr descr="" title="" id="21" name="Picture"/>
             <a:graphic>
               <a:graphicData uri="http://schemas.openxmlformats.org/drawingml/2006/picture">
                 <pic:pic>
                   <pic:nvPicPr>
-                    <pic:cNvPr descr="/home/gpca/harbinger/examples/tutorial/doc/08-smoothing-with-mas_files/figure-docx/unnamed-chunk-3-1.png" id="27" name="Picture"/>
+                    <pic:cNvPr descr="/home/gpca/harbinger/examples/tutorial/doc/08-smoothing-with-mas_files/figure-docx/unnamed-chunk-2-1.png" id="22" name="Picture"/>
                     <pic:cNvPicPr>
                       <a:picLocks noChangeArrowheads="1" noChangeAspect="1"/>
                     </pic:cNvPicPr>
                   </pic:nvPicPr>
                   <pic:blipFill>
-                    <a:blip r:embed="rId25"/>
+                    <a:blip r:embed="rId20"/>
                     <a:stretch>
                       <a:fillRect/>
                     </a:stretch>
@@ -410,204 +238,166 @@
         </w:drawing>
       </w:r>
     </w:p>
-    <w:bookmarkEnd w:id="28"/>
-    <w:bookmarkStart w:id="29" w:name="configure-the-method"/>
     <w:p>
       <w:pPr>
-        <w:pStyle w:val="Heading3"/>
-      </w:pPr>
-      <w:r>
-        <w:t xml:space="preserve">Configure the Method</w:t>
+        <w:pStyle w:val="BodyText"/>
+      </w:pPr>
+      <w:r>
+        <w:t xml:space="preserve">Compute moving averages with two window sizes.</w:t>
       </w:r>
     </w:p>
     <w:p>
       <w:pPr>
-        <w:pStyle w:val="FirstParagraph"/>
-      </w:pPr>
-      <w:r>
-        <w:t xml:space="preserve">The next step is to instantiate the method and, when necessary, fit it to the selected series. This is where the notebook makes its analytical choice explicit: the parameters chosen here determine what kind of pattern the detector or transformer will become sensitive to and how the later outputs should be interpreted.</w:t>
+        <w:pStyle w:val="SourceCode"/>
+      </w:pPr>
+      <w:r>
+        <w:rPr>
+          <w:rStyle w:val="NormalTok"/>
+        </w:rPr>
+        <w:t xml:space="preserve">ma_5 </w:t>
+      </w:r>
+      <w:r>
+        <w:rPr>
+          <w:rStyle w:val="OtherTok"/>
+        </w:rPr>
+        <w:t xml:space="preserve">&lt;-</w:t>
+      </w:r>
+      <w:r>
+        <w:rPr>
+          <w:rStyle w:val="NormalTok"/>
+        </w:rPr>
+        <w:t xml:space="preserve"> </w:t>
+      </w:r>
+      <w:r>
+        <w:rPr>
+          <w:rStyle w:val="FunctionTok"/>
+        </w:rPr>
+        <w:t xml:space="preserve">mas</w:t>
+      </w:r>
+      <w:r>
+        <w:rPr>
+          <w:rStyle w:val="NormalTok"/>
+        </w:rPr>
+        <w:t xml:space="preserve">(dataset</w:t>
+      </w:r>
+      <w:r>
+        <w:rPr>
+          <w:rStyle w:val="SpecialCharTok"/>
+        </w:rPr>
+        <w:t xml:space="preserve">$</w:t>
+      </w:r>
+      <w:r>
+        <w:rPr>
+          <w:rStyle w:val="NormalTok"/>
+        </w:rPr>
+        <w:t xml:space="preserve">serie, </w:t>
+      </w:r>
+      <w:r>
+        <w:rPr>
+          <w:rStyle w:val="AttributeTok"/>
+        </w:rPr>
+        <w:t xml:space="preserve">order =</w:t>
+      </w:r>
+      <w:r>
+        <w:rPr>
+          <w:rStyle w:val="NormalTok"/>
+        </w:rPr>
+        <w:t xml:space="preserve"> </w:t>
+      </w:r>
+      <w:r>
+        <w:rPr>
+          <w:rStyle w:val="DecValTok"/>
+        </w:rPr>
+        <w:t xml:space="preserve">5</w:t>
+      </w:r>
+      <w:r>
+        <w:rPr>
+          <w:rStyle w:val="NormalTok"/>
+        </w:rPr>
+        <w:t xml:space="preserve">)</w:t>
+      </w:r>
+      <w:r>
+        <w:br/>
+      </w:r>
+      <w:r>
+        <w:rPr>
+          <w:rStyle w:val="NormalTok"/>
+        </w:rPr>
+        <w:t xml:space="preserve">ma_15 </w:t>
+      </w:r>
+      <w:r>
+        <w:rPr>
+          <w:rStyle w:val="OtherTok"/>
+        </w:rPr>
+        <w:t xml:space="preserve">&lt;-</w:t>
+      </w:r>
+      <w:r>
+        <w:rPr>
+          <w:rStyle w:val="NormalTok"/>
+        </w:rPr>
+        <w:t xml:space="preserve"> </w:t>
+      </w:r>
+      <w:r>
+        <w:rPr>
+          <w:rStyle w:val="FunctionTok"/>
+        </w:rPr>
+        <w:t xml:space="preserve">mas</w:t>
+      </w:r>
+      <w:r>
+        <w:rPr>
+          <w:rStyle w:val="NormalTok"/>
+        </w:rPr>
+        <w:t xml:space="preserve">(dataset</w:t>
+      </w:r>
+      <w:r>
+        <w:rPr>
+          <w:rStyle w:val="SpecialCharTok"/>
+        </w:rPr>
+        <w:t xml:space="preserve">$</w:t>
+      </w:r>
+      <w:r>
+        <w:rPr>
+          <w:rStyle w:val="NormalTok"/>
+        </w:rPr>
+        <w:t xml:space="preserve">serie, </w:t>
+      </w:r>
+      <w:r>
+        <w:rPr>
+          <w:rStyle w:val="AttributeTok"/>
+        </w:rPr>
+        <w:t xml:space="preserve">order =</w:t>
+      </w:r>
+      <w:r>
+        <w:rPr>
+          <w:rStyle w:val="NormalTok"/>
+        </w:rPr>
+        <w:t xml:space="preserve"> </w:t>
+      </w:r>
+      <w:r>
+        <w:rPr>
+          <w:rStyle w:val="DecValTok"/>
+        </w:rPr>
+        <w:t xml:space="preserve">15</w:t>
+      </w:r>
+      <w:r>
+        <w:rPr>
+          <w:rStyle w:val="NormalTok"/>
+        </w:rPr>
+        <w:t xml:space="preserve">)</w:t>
       </w:r>
     </w:p>
     <w:p>
       <w:pPr>
-        <w:pStyle w:val="SourceCode"/>
-      </w:pPr>
-      <w:r>
-        <w:rPr>
-          <w:rStyle w:val="CommentTok"/>
-        </w:rPr>
-        <w:t xml:space="preserve"># Two smoothing levels</w:t>
-      </w:r>
-      <w:r>
-        <w:br/>
-      </w:r>
-      <w:r>
-        <w:rPr>
-          <w:rStyle w:val="NormalTok"/>
-        </w:rPr>
-        <w:t xml:space="preserve">ma_5 </w:t>
-      </w:r>
-      <w:r>
-        <w:rPr>
-          <w:rStyle w:val="OtherTok"/>
-        </w:rPr>
-        <w:t xml:space="preserve">&lt;-</w:t>
-      </w:r>
-      <w:r>
-        <w:rPr>
-          <w:rStyle w:val="NormalTok"/>
-        </w:rPr>
-        <w:t xml:space="preserve"> </w:t>
-      </w:r>
-      <w:r>
-        <w:rPr>
-          <w:rStyle w:val="FunctionTok"/>
-        </w:rPr>
-        <w:t xml:space="preserve">mas</w:t>
-      </w:r>
-      <w:r>
-        <w:rPr>
-          <w:rStyle w:val="NormalTok"/>
-        </w:rPr>
-        <w:t xml:space="preserve">(dataset</w:t>
-      </w:r>
-      <w:r>
-        <w:rPr>
-          <w:rStyle w:val="SpecialCharTok"/>
-        </w:rPr>
-        <w:t xml:space="preserve">$</w:t>
-      </w:r>
-      <w:r>
-        <w:rPr>
-          <w:rStyle w:val="NormalTok"/>
-        </w:rPr>
-        <w:t xml:space="preserve">serie, </w:t>
-      </w:r>
-      <w:r>
-        <w:rPr>
-          <w:rStyle w:val="AttributeTok"/>
-        </w:rPr>
-        <w:t xml:space="preserve">order =</w:t>
-      </w:r>
-      <w:r>
-        <w:rPr>
-          <w:rStyle w:val="NormalTok"/>
-        </w:rPr>
-        <w:t xml:space="preserve"> </w:t>
-      </w:r>
-      <w:r>
-        <w:rPr>
-          <w:rStyle w:val="DecValTok"/>
-        </w:rPr>
-        <w:t xml:space="preserve">5</w:t>
-      </w:r>
-      <w:r>
-        <w:rPr>
-          <w:rStyle w:val="NormalTok"/>
-        </w:rPr>
-        <w:t xml:space="preserve">)</w:t>
-      </w:r>
-      <w:r>
-        <w:br/>
-      </w:r>
-      <w:r>
-        <w:rPr>
-          <w:rStyle w:val="NormalTok"/>
-        </w:rPr>
-        <w:t xml:space="preserve">ma_15 </w:t>
-      </w:r>
-      <w:r>
-        <w:rPr>
-          <w:rStyle w:val="OtherTok"/>
-        </w:rPr>
-        <w:t xml:space="preserve">&lt;-</w:t>
-      </w:r>
-      <w:r>
-        <w:rPr>
-          <w:rStyle w:val="NormalTok"/>
-        </w:rPr>
-        <w:t xml:space="preserve"> </w:t>
-      </w:r>
-      <w:r>
-        <w:rPr>
-          <w:rStyle w:val="FunctionTok"/>
-        </w:rPr>
-        <w:t xml:space="preserve">mas</w:t>
-      </w:r>
-      <w:r>
-        <w:rPr>
-          <w:rStyle w:val="NormalTok"/>
-        </w:rPr>
-        <w:t xml:space="preserve">(dataset</w:t>
-      </w:r>
-      <w:r>
-        <w:rPr>
-          <w:rStyle w:val="SpecialCharTok"/>
-        </w:rPr>
-        <w:t xml:space="preserve">$</w:t>
-      </w:r>
-      <w:r>
-        <w:rPr>
-          <w:rStyle w:val="NormalTok"/>
-        </w:rPr>
-        <w:t xml:space="preserve">serie, </w:t>
-      </w:r>
-      <w:r>
-        <w:rPr>
-          <w:rStyle w:val="AttributeTok"/>
-        </w:rPr>
-        <w:t xml:space="preserve">order =</w:t>
-      </w:r>
-      <w:r>
-        <w:rPr>
-          <w:rStyle w:val="NormalTok"/>
-        </w:rPr>
-        <w:t xml:space="preserve"> </w:t>
-      </w:r>
-      <w:r>
-        <w:rPr>
-          <w:rStyle w:val="DecValTok"/>
-        </w:rPr>
-        <w:t xml:space="preserve">15</w:t>
-      </w:r>
-      <w:r>
-        <w:rPr>
-          <w:rStyle w:val="NormalTok"/>
-        </w:rPr>
-        <w:t xml:space="preserve">)</w:t>
-      </w:r>
-    </w:p>
-    <w:bookmarkEnd w:id="29"/>
-    <w:bookmarkStart w:id="36" w:name="interpret-the-result-visually-1"/>
-    <w:p>
-      <w:pPr>
-        <w:pStyle w:val="Heading3"/>
-      </w:pPr>
-      <w:r>
-        <w:t xml:space="preserve">Interpret the Result Visually</w:t>
+        <w:pStyle w:val="FirstParagraph"/>
+      </w:pPr>
+      <w:r>
+        <w:t xml:space="preserve">The smaller window keeps more local variation.</w:t>
       </w:r>
     </w:p>
     <w:p>
       <w:pPr>
-        <w:pStyle w:val="FirstParagraph"/>
-      </w:pPr>
-      <w:r>
-        <w:t xml:space="preserve">The final plots are not just illustrations. They help the reader connect the method’s internal output with the original series, making it easier to see why a point, range, motif, or symbolic pattern was emphasized and whether that emphasis is coherent with the stated objective of the example.</w:t>
-      </w:r>
-    </w:p>
-    <w:p>
-      <w:pPr>
         <w:pStyle w:val="SourceCode"/>
       </w:pPr>
-      <w:r>
-        <w:rPr>
-          <w:rStyle w:val="CommentTok"/>
-        </w:rPr>
-        <w:t xml:space="preserve"># Plot the smoother with a smaller window</w:t>
-      </w:r>
-      <w:r>
-        <w:br/>
-      </w:r>
       <w:r>
         <w:rPr>
           <w:rStyle w:val="FunctionTok"/>
@@ -714,18 +504,18 @@
           <wp:inline>
             <wp:extent cx="4620126" cy="3696101"/>
             <wp:effectExtent b="0" l="0" r="0" t="0"/>
-            <wp:docPr descr="" title="" id="31" name="Picture"/>
+            <wp:docPr descr="" title="" id="24" name="Picture"/>
             <a:graphic>
               <a:graphicData uri="http://schemas.openxmlformats.org/drawingml/2006/picture">
                 <pic:pic>
                   <pic:nvPicPr>
-                    <pic:cNvPr descr="/home/gpca/harbinger/examples/tutorial/doc/08-smoothing-with-mas_files/figure-docx/unnamed-chunk-5-1.png" id="32" name="Picture"/>
+                    <pic:cNvPr descr="/home/gpca/harbinger/examples/tutorial/doc/08-smoothing-with-mas_files/figure-docx/unnamed-chunk-4-1.png" id="25" name="Picture"/>
                     <pic:cNvPicPr>
                       <a:picLocks noChangeArrowheads="1" noChangeAspect="1"/>
                     </pic:cNvPicPr>
                   </pic:nvPicPr>
                   <pic:blipFill>
-                    <a:blip r:embed="rId30"/>
+                    <a:blip r:embed="rId23"/>
                     <a:stretch>
                       <a:fillRect/>
                     </a:stretch>
@@ -754,17 +544,16 @@
     </w:p>
     <w:p>
       <w:pPr>
+        <w:pStyle w:val="BodyText"/>
+      </w:pPr>
+      <w:r>
+        <w:t xml:space="preserve">The larger window produces a smoother series.</w:t>
+      </w:r>
+    </w:p>
+    <w:p>
+      <w:pPr>
         <w:pStyle w:val="SourceCode"/>
       </w:pPr>
-      <w:r>
-        <w:rPr>
-          <w:rStyle w:val="CommentTok"/>
-        </w:rPr>
-        <w:t xml:space="preserve"># Plot the smoother with a larger window</w:t>
-      </w:r>
-      <w:r>
-        <w:br/>
-      </w:r>
       <w:r>
         <w:rPr>
           <w:rStyle w:val="FunctionTok"/>
@@ -871,18 +660,18 @@
           <wp:inline>
             <wp:extent cx="4620126" cy="3696101"/>
             <wp:effectExtent b="0" l="0" r="0" t="0"/>
-            <wp:docPr descr="" title="" id="34" name="Picture"/>
+            <wp:docPr descr="" title="" id="27" name="Picture"/>
             <a:graphic>
               <a:graphicData uri="http://schemas.openxmlformats.org/drawingml/2006/picture">
                 <pic:pic>
                   <pic:nvPicPr>
-                    <pic:cNvPr descr="/home/gpca/harbinger/examples/tutorial/doc/08-smoothing-with-mas_files/figure-docx/unnamed-chunk-6-1.png" id="35" name="Picture"/>
+                    <pic:cNvPr descr="/home/gpca/harbinger/examples/tutorial/doc/08-smoothing-with-mas_files/figure-docx/unnamed-chunk-5-1.png" id="28" name="Picture"/>
                     <pic:cNvPicPr>
                       <a:picLocks noChangeArrowheads="1" noChangeAspect="1"/>
                     </pic:cNvPicPr>
                   </pic:nvPicPr>
                   <pic:blipFill>
-                    <a:blip r:embed="rId33"/>
+                    <a:blip r:embed="rId26"/>
                     <a:stretch>
                       <a:fillRect/>
                     </a:stretch>
@@ -909,9 +698,8 @@
         </w:drawing>
       </w:r>
     </w:p>
-    <w:bookmarkEnd w:id="36"/>
-    <w:bookmarkEnd w:id="37"/>
-    <w:bookmarkStart w:id="38" w:name="references"/>
+    <w:bookmarkEnd w:id="29"/>
+    <w:bookmarkStart w:id="30" w:name="references"/>
     <w:p>
       <w:pPr>
         <w:pStyle w:val="Heading2"/>
@@ -925,14 +713,14 @@
         <w:pStyle w:val="Compact"/>
         <w:numPr>
           <w:ilvl w:val="0"/>
-          <w:numId w:val="1002"/>
+          <w:numId w:val="1001"/>
         </w:numPr>
       </w:pPr>
       <w:r>
         <w:t xml:space="preserve">Shumway, R. H., Stoffer, D. S. Time Series Analysis and Its Applications. Springer.</w:t>
       </w:r>
     </w:p>
-    <w:bookmarkEnd w:id="38"/>
+    <w:bookmarkEnd w:id="30"/>
     <w:sectPr>
       <w:footnotePr>
         <w:numRestart w:val="eachSect"/>
@@ -1150,9 +938,6 @@
     <w:abstractNumId w:val="990"/>
   </w:num>
   <w:num w:numId="1001">
-    <w:abstractNumId w:val="991"/>
-  </w:num>
-  <w:num w:numId="1002">
     <w:abstractNumId w:val="991"/>
   </w:num>
 </w:numbering>

--- a/examples/tutorial/doc/08-smoothing-with-mas.docx
+++ b/examples/tutorial/doc/08-smoothing-with-mas.docx
@@ -2,7 +2,7 @@
 <file path=word/document.xml><?xml version="1.0" encoding="utf-8"?>
 <w:document xmlns:w="http://schemas.openxmlformats.org/wordprocessingml/2006/main" xmlns:m="http://schemas.openxmlformats.org/officeDocument/2006/math" xmlns:r="http://schemas.openxmlformats.org/officeDocument/2006/relationships" xmlns:o="urn:schemas-microsoft-com:office:office" xmlns:v="urn:schemas-microsoft-com:vml" xmlns:w10="urn:schemas-microsoft-com:office:word" xmlns:a="http://schemas.openxmlformats.org/drawingml/2006/main" xmlns:pic="http://schemas.openxmlformats.org/drawingml/2006/picture" xmlns:wp="http://schemas.openxmlformats.org/drawingml/2006/wordprocessingDrawing">
   <w:body>
-    <w:bookmarkStart w:id="29" w:name="tutorial-08---smoothing-with-mas"/>
+    <w:bookmarkStart w:id="18" w:name="tutorial-08---smoothing-with-mas"/>
     <w:p>
       <w:pPr>
         <w:pStyle w:val="Heading2"/>
@@ -200,18 +200,18 @@
           <wp:inline>
             <wp:extent cx="4620126" cy="3696101"/>
             <wp:effectExtent b="0" l="0" r="0" t="0"/>
-            <wp:docPr descr="" title="" id="21" name="Picture"/>
+            <wp:docPr descr="" title="" id="10" name="Picture"/>
             <a:graphic>
               <a:graphicData uri="http://schemas.openxmlformats.org/drawingml/2006/picture">
                 <pic:pic>
                   <pic:nvPicPr>
-                    <pic:cNvPr descr="/home/gpca/harbinger/examples/tutorial/doc/08-smoothing-with-mas_files/figure-docx/unnamed-chunk-2-1.png" id="22" name="Picture"/>
+                    <pic:cNvPr descr="C:\Git\dal\harbinger\examples\tutorial\doc\08-smoothing-with-mas_files/eb97b24ea907a800e88c6f80879709471cd27f5c.png" id="11" name="Picture"/>
                     <pic:cNvPicPr>
                       <a:picLocks noChangeArrowheads="1" noChangeAspect="1"/>
                     </pic:cNvPicPr>
                   </pic:nvPicPr>
                   <pic:blipFill>
-                    <a:blip r:embed="rId20"/>
+                    <a:blip r:embed="rId9"/>
                     <a:stretch>
                       <a:fillRect/>
                     </a:stretch>
@@ -504,18 +504,18 @@
           <wp:inline>
             <wp:extent cx="4620126" cy="3696101"/>
             <wp:effectExtent b="0" l="0" r="0" t="0"/>
-            <wp:docPr descr="" title="" id="24" name="Picture"/>
+            <wp:docPr descr="" title="" id="13" name="Picture"/>
             <a:graphic>
               <a:graphicData uri="http://schemas.openxmlformats.org/drawingml/2006/picture">
                 <pic:pic>
                   <pic:nvPicPr>
-                    <pic:cNvPr descr="/home/gpca/harbinger/examples/tutorial/doc/08-smoothing-with-mas_files/figure-docx/unnamed-chunk-4-1.png" id="25" name="Picture"/>
+                    <pic:cNvPr descr="C:\Git\dal\harbinger\examples\tutorial\doc\08-smoothing-with-mas_files/9f75aab613b56caab85024baa0c0754c3bd96ac5.png" id="14" name="Picture"/>
                     <pic:cNvPicPr>
                       <a:picLocks noChangeArrowheads="1" noChangeAspect="1"/>
                     </pic:cNvPicPr>
                   </pic:nvPicPr>
                   <pic:blipFill>
-                    <a:blip r:embed="rId23"/>
+                    <a:blip r:embed="rId12"/>
                     <a:stretch>
                       <a:fillRect/>
                     </a:stretch>
@@ -660,18 +660,18 @@
           <wp:inline>
             <wp:extent cx="4620126" cy="3696101"/>
             <wp:effectExtent b="0" l="0" r="0" t="0"/>
-            <wp:docPr descr="" title="" id="27" name="Picture"/>
+            <wp:docPr descr="" title="" id="16" name="Picture"/>
             <a:graphic>
               <a:graphicData uri="http://schemas.openxmlformats.org/drawingml/2006/picture">
                 <pic:pic>
                   <pic:nvPicPr>
-                    <pic:cNvPr descr="/home/gpca/harbinger/examples/tutorial/doc/08-smoothing-with-mas_files/figure-docx/unnamed-chunk-5-1.png" id="28" name="Picture"/>
+                    <pic:cNvPr descr="C:\Git\dal\harbinger\examples\tutorial\doc\08-smoothing-with-mas_files/d6b2aaf7b1677e9f1884f57c0c25292f70c7416c.png" id="17" name="Picture"/>
                     <pic:cNvPicPr>
                       <a:picLocks noChangeArrowheads="1" noChangeAspect="1"/>
                     </pic:cNvPicPr>
                   </pic:nvPicPr>
                   <pic:blipFill>
-                    <a:blip r:embed="rId26"/>
+                    <a:blip r:embed="rId15"/>
                     <a:stretch>
                       <a:fillRect/>
                     </a:stretch>
@@ -698,8 +698,8 @@
         </w:drawing>
       </w:r>
     </w:p>
-    <w:bookmarkEnd w:id="29"/>
-    <w:bookmarkStart w:id="30" w:name="references"/>
+    <w:bookmarkEnd w:id="18"/>
+    <w:bookmarkStart w:id="19" w:name="references"/>
     <w:p>
       <w:pPr>
         <w:pStyle w:val="Heading2"/>
@@ -720,7 +720,7 @@
         <w:t xml:space="preserve">Shumway, R. H., Stoffer, D. S. Time Series Analysis and Its Applications. Springer.</w:t>
       </w:r>
     </w:p>
-    <w:bookmarkEnd w:id="30"/>
+    <w:bookmarkEnd w:id="19"/>
     <w:sectPr>
       <w:footnotePr>
         <w:numRestart w:val="eachSect"/>
@@ -948,10 +948,10 @@
   <w:docDefaults>
     <w:rPrDefault>
       <w:rPr>
-        <w:rFonts w:asciiTheme="minorHAnsi" w:cstheme="minorBidi" w:eastAsiaTheme="minorHAnsi" w:hAnsiTheme="minorHAnsi"/>
+        <w:rFonts w:asciiTheme="minorHAnsi" w:cstheme="minorBidi" w:eastAsiaTheme="minorEastAsia" w:hAnsiTheme="minorHAnsi"/>
         <w:sz w:val="24"/>
         <w:szCs w:val="24"/>
-        <w:lang w:bidi="ar-SA" w:eastAsia="en-US" w:val="en-US"/>
+        <w:lang w:bidi="ar-SA" w:eastAsia="zh-CN" w:val="en-US"/>
       </w:rPr>
     </w:rPrDefault>
     <w:pPrDefault>
@@ -1492,13 +1492,6 @@
       </w:tblCellMar>
     </w:tblPr>
     <w:tblStylePr w:type="firstRow">
-      <w:tblPr>
-        <w:jc w:val="left"/>
-        <w:tblInd w:type="dxa" w:w="0"/>
-      </w:tblPr>
-      <w:trPr>
-        <w:jc w:val="left"/>
-      </w:trPr>
       <w:tcPr>
         <w:tcBorders>
           <w:bottom w:val="single"/>

--- a/examples/tutorial/doc/08-smoothing-with-mas.docx
+++ b/examples/tutorial/doc/08-smoothing-with-mas.docx
@@ -205,7 +205,7 @@
               <a:graphicData uri="http://schemas.openxmlformats.org/drawingml/2006/picture">
                 <pic:pic>
                   <pic:nvPicPr>
-                    <pic:cNvPr descr="C:\Git\dal\harbinger\examples\tutorial\doc\08-smoothing-with-mas_files/eb97b24ea907a800e88c6f80879709471cd27f5c.png" id="11" name="Picture"/>
+                    <pic:cNvPr descr="/home/gpca/harbinger/examples/tutorial/doc/08-smoothing-with-mas_files/db1f9964476d93415215028ab31915b4222a28a5.png" id="11" name="Picture"/>
                     <pic:cNvPicPr>
                       <a:picLocks noChangeArrowheads="1" noChangeAspect="1"/>
                     </pic:cNvPicPr>
@@ -509,7 +509,7 @@
               <a:graphicData uri="http://schemas.openxmlformats.org/drawingml/2006/picture">
                 <pic:pic>
                   <pic:nvPicPr>
-                    <pic:cNvPr descr="C:\Git\dal\harbinger\examples\tutorial\doc\08-smoothing-with-mas_files/9f75aab613b56caab85024baa0c0754c3bd96ac5.png" id="14" name="Picture"/>
+                    <pic:cNvPr descr="/home/gpca/harbinger/examples/tutorial/doc/08-smoothing-with-mas_files/badd4eed9918bf19c1de7d8700d72cb03092c8ed.png" id="14" name="Picture"/>
                     <pic:cNvPicPr>
                       <a:picLocks noChangeArrowheads="1" noChangeAspect="1"/>
                     </pic:cNvPicPr>
@@ -665,7 +665,7 @@
               <a:graphicData uri="http://schemas.openxmlformats.org/drawingml/2006/picture">
                 <pic:pic>
                   <pic:nvPicPr>
-                    <pic:cNvPr descr="C:\Git\dal\harbinger\examples\tutorial\doc\08-smoothing-with-mas_files/d6b2aaf7b1677e9f1884f57c0c25292f70c7416c.png" id="17" name="Picture"/>
+                    <pic:cNvPr descr="/home/gpca/harbinger/examples/tutorial/doc/08-smoothing-with-mas_files/bbe7006cf92cf9d3911c756f6e77f196e3b361df.png" id="17" name="Picture"/>
                     <pic:cNvPicPr>
                       <a:picLocks noChangeArrowheads="1" noChangeAspect="1"/>
                     </pic:cNvPicPr>

--- a/examples/tutorial/doc/08-smoothing-with-mas.docx
+++ b/examples/tutorial/doc/08-smoothing-with-mas.docx
@@ -54,6 +54,45 @@
       <w:pPr>
         <w:pStyle w:val="SourceCode"/>
       </w:pPr>
+      <w:r>
+        <w:rPr>
+          <w:rStyle w:val="FunctionTok"/>
+        </w:rPr>
+        <w:t xml:space="preserve">source</w:t>
+      </w:r>
+      <w:r>
+        <w:rPr>
+          <w:rStyle w:val="NormalTok"/>
+        </w:rPr>
+        <w:t xml:space="preserve">(</w:t>
+      </w:r>
+      <w:r>
+        <w:rPr>
+          <w:rStyle w:val="FunctionTok"/>
+        </w:rPr>
+        <w:t xml:space="preserve">url</w:t>
+      </w:r>
+      <w:r>
+        <w:rPr>
+          <w:rStyle w:val="NormalTok"/>
+        </w:rPr>
+        <w:t xml:space="preserve">(</w:t>
+      </w:r>
+      <w:r>
+        <w:rPr>
+          <w:rStyle w:val="StringTok"/>
+        </w:rPr>
+        <w:t xml:space="preserve">"https://raw.githubusercontent.com/cefet-rj-dal/harbinger/master/examples/seed.R"</w:t>
+      </w:r>
+      <w:r>
+        <w:rPr>
+          <w:rStyle w:val="NormalTok"/>
+        </w:rPr>
+        <w:t xml:space="preserve">))</w:t>
+      </w:r>
+      <w:r>
+        <w:br/>
+      </w:r>
       <w:r>
         <w:rPr>
           <w:rStyle w:val="FunctionTok"/>
